--- a/lessons/10-3-group2/homework.docx
+++ b/lessons/10-3-group2/homework.docx
@@ -255,7 +255,7 @@
                     </pic:cNvPicPr>
                   </pic:nvPicPr>
                   <pic:blipFill>
-                    <a:blip r:embed="rId8" cstate="none"/>
+                    <a:blip r:embed="rId9" cstate="none"/>
                     <a:srcRect/>
                     <a:stretch>
                       <a:fillRect/>
@@ -381,7 +381,7 @@
                     </pic:cNvPicPr>
                   </pic:nvPicPr>
                   <pic:blipFill>
-                    <a:blip r:embed="rId9" cstate="none"/>
+                    <a:blip r:embed="rId10" cstate="none"/>
                     <a:srcRect/>
                     <a:stretch>
                       <a:fillRect/>
